--- a/Modelos/modelo_edital.docx
+++ b/Modelos/modelo_edital.docx
@@ -131,7 +131,7 @@
         <w:jc w:val="both"/>
       </w:pPr>
       <w:r>
-        <w:t>IARA LOPES DA SILVA</w:t>
+        <w:t>{{ nome_membro }}</w:t>
       </w:r>
     </w:p>
     <w:p>
@@ -139,7 +139,7 @@
         <w:jc w:val="both"/>
       </w:pPr>
       <w:r>
-        <w:t>Coordenadora</w:t>
+        <w:t>{{ cargo_membro }}</w:t>
       </w:r>
     </w:p>
     <w:sectPr>
